--- a/docs/guides/4_Owners_Runbook.docx
+++ b/docs/guides/4_Owners_Runbook.docx
@@ -1043,7 +1043,23 @@
                 <w:sz w:val="19"/>
                 <w:szCs w:val="19"/>
               </w:rPr>
-              <w:t xml:space="preserve">Section 9, Backups and restoring data. Act quickly.</w:t>
+              <w:t xml:space="preserve">Section 9. Today a deletion is </w:t>
+            </w:r>
+            <w:r>
+              <w:rPr>
+                <w:color w:val="1D2939"/>
+                <w:sz w:val="19"/>
+                <w:szCs w:val="19"/>
+              </w:rPr>
+              <w:t xml:space="preserve">permanent</w:t>
+            </w:r>
+            <w:r>
+              <w:rPr>
+                <w:color w:val="1D2939"/>
+                <w:sz w:val="19"/>
+                <w:szCs w:val="19"/>
+              </w:rPr>
+              <w:t xml:space="preserve"> unless the 9.6 change has been made; if it has, restore from the SharePoint Recycle Bin. Otherwise re-enter the record from the audit log and the customer’s PO.</w:t>
             </w:r>
           </w:p>
         </w:tc>
@@ -4501,7 +4517,23 @@
                 <w:sz w:val="19"/>
                 <w:szCs w:val="19"/>
               </w:rPr>
-              <w:t xml:space="preserve">No automatic backups exist yet.</w:t>
+              <w:t xml:space="preserve">No automatic backups exist, </w:t>
+            </w:r>
+            <w:r>
+              <w:rPr>
+                <w:color w:val="1D2939"/>
+                <w:sz w:val="19"/>
+                <w:szCs w:val="19"/>
+              </w:rPr>
+              <w:t xml:space="preserve">and deletions are permanent</w:t>
+            </w:r>
+            <w:r>
+              <w:rPr>
+                <w:color w:val="1D2939"/>
+                <w:sz w:val="19"/>
+                <w:szCs w:val="19"/>
+              </w:rPr>
+              <w:t xml:space="preserve"> (tested 8 Oct 2026: a deleted record does not reach the Recycle Bin).</w:t>
             </w:r>
           </w:p>
         </w:tc>
@@ -4533,7 +4565,7 @@
                 <w:sz w:val="19"/>
                 <w:szCs w:val="19"/>
               </w:rPr>
-              <w:t xml:space="preserve">A deleted or damaged record may be unrecoverable (section 9).</w:t>
+              <w:t xml:space="preserve">A deleted or damaged record is unrecoverable (section 9).</w:t>
             </w:r>
           </w:p>
         </w:tc>
@@ -4565,7 +4597,7 @@
                 <w:sz w:val="19"/>
                 <w:szCs w:val="19"/>
               </w:rPr>
-              <w:t xml:space="preserve">Build the weekly backup flow (docs/FLOW_UPGRADE.md, Step 3, item 3) and keep a copy of the flow export (3.9).</w:t>
+              <w:t xml:space="preserve">Make the Recycle Bin change in 9.6 (10 minutes) and build the weekly backup flow (docs/FLOW_UPGRADE.md, Step 3, item 3). Keep a copy of the flow export (3.9).</w:t>
             </w:r>
           </w:p>
         </w:tc>
@@ -14473,7 +14505,7 @@
                 <w:sz w:val="20"/>
                 <w:szCs w:val="20"/>
               </w:rPr>
-              <w:t xml:space="preserve">Be honest about what protects you today.</w:t>
+              <w:t xml:space="preserve">What protects you today (tested 8 October 2026).</w:t>
             </w:r>
             <w:r>
               <w:rPr>
@@ -14517,7 +14549,7 @@
                 <w:sz w:val="20"/>
                 <w:szCs w:val="20"/>
               </w:rPr>
-              <w:t xml:space="preserve"> bring back an item that was *deleted*. The app deletes through the flow, and it is </w:t>
+              <w:t xml:space="preserve"> bring back an item that was *deleted*. </w:t>
             </w:r>
             <w:r>
               <w:rPr>
@@ -14527,7 +14559,7 @@
                 <w:sz w:val="20"/>
                 <w:szCs w:val="20"/>
               </w:rPr>
-              <w:t xml:space="preserve">not guaranteed</w:t>
+              <w:t xml:space="preserve">A customer deleted through the app did NOT appear in the SharePoint Recycle Bin: the flow deletes records permanently.</w:t>
             </w:r>
             <w:r>
               <w:rPr>
@@ -14535,7 +14567,7 @@
                 <w:sz w:val="20"/>
                 <w:szCs w:val="20"/>
               </w:rPr>
-              <w:t xml:space="preserve"> that a deleted item lands in the SharePoint Recycle Bin. </w:t>
+              <w:t xml:space="preserve"> No automatic backup exists yet. Until the fix in 9.6 is made, </w:t>
             </w:r>
             <w:r>
               <w:rPr>
@@ -14545,7 +14577,7 @@
                 <w:sz w:val="20"/>
                 <w:szCs w:val="20"/>
               </w:rPr>
-              <w:t xml:space="preserve">No automatic backup exists yet.</w:t>
+              <w:t xml:space="preserve">a deleted order, shipment, customer, part or user cannot be restored.</w:t>
             </w:r>
             <w:r>
               <w:rPr>
@@ -14553,7 +14585,7 @@
                 <w:sz w:val="20"/>
                 <w:szCs w:val="20"/>
               </w:rPr>
-              <w:t xml:space="preserve"> Do the “Test it now” step below, and build the weekly backup (9.4).</w:t>
+              <w:t xml:space="preserve"> Make the 9.6 change and build the weekly backup (9.4).</w:t>
             </w:r>
           </w:p>
         </w:tc>
@@ -14571,7 +14603,7 @@
         <w:spacing w:after="80" w:before="260"/>
       </w:pPr>
       <w:r>
-        <w:t xml:space="preserve">9.1 Test it now: does a deleted item reach the Recycle Bin?</w:t>
+        <w:t xml:space="preserve">9.1 Test: does a deleted item reach the Recycle Bin? (result and how to repeat)</w:t>
       </w:r>
     </w:p>
     <w:p>
@@ -14675,29 +14707,21 @@
       </w:pPr>
       <w:r>
         <w:rPr>
-          <w:color w:val="1D2939"/>
-          <w:sz w:val="21"/>
-          <w:szCs w:val="21"/>
-        </w:rPr>
-        <w:t xml:space="preserve">Write the answer here: [yes / no]. If </w:t>
-      </w:r>
-      <w:r>
-        <w:rPr>
           <w:b/>
           <w:bCs/>
           <w:color w:val="1D2939"/>
           <w:sz w:val="21"/>
           <w:szCs w:val="21"/>
         </w:rPr>
-        <w:t xml:space="preserve">yes</w:t>
-      </w:r>
-      <w:r>
-        <w:rPr>
-          <w:color w:val="1D2939"/>
-          <w:sz w:val="21"/>
-          <w:szCs w:val="21"/>
-        </w:rPr>
-        <w:t xml:space="preserve">, deleted records can be restored for the Recycle Bin’s retention period (normally 93 days in total). If </w:t>
+        <w:t xml:space="preserve">Result on 8 October 2026: no.</w:t>
+      </w:r>
+      <w:r>
+        <w:rPr>
+          <w:color w:val="1D2939"/>
+          <w:sz w:val="21"/>
+          <w:szCs w:val="21"/>
+        </w:rPr>
+        <w:t xml:space="preserve"> The test customer was deleted in the app and was not in the Recycle Bin. After you make the change in 9.6, repeat this test: the test customer </w:t>
       </w:r>
       <w:r>
         <w:rPr>
@@ -14707,15 +14731,15 @@
           <w:sz w:val="21"/>
           <w:szCs w:val="21"/>
         </w:rPr>
-        <w:t xml:space="preserve">no</w:t>
-      </w:r>
-      <w:r>
-        <w:rPr>
-          <w:color w:val="1D2939"/>
-          <w:sz w:val="21"/>
-          <w:szCs w:val="21"/>
-        </w:rPr>
-        <w:t xml:space="preserve">, deleted records are gone for good unless you have a backup.</w:t>
+        <w:t xml:space="preserve">should now appear</w:t>
+      </w:r>
+      <w:r>
+        <w:rPr>
+          <w:color w:val="1D2939"/>
+          <w:sz w:val="21"/>
+          <w:szCs w:val="21"/>
+        </w:rPr>
+        <w:t xml:space="preserve"> in the Recycle Bin, and can be restored there for the retention period (normally 93 days in total). Record the date of the second test here: [date / result].</w:t>
       </w:r>
     </w:p>
     <w:p>
@@ -15146,6 +15170,525 @@
         </w:rPr>
         <w:t xml:space="preserve"> means opening the CSV, finding the record and re-creating the item (or asking a developer to bulk-load it).</w:t>
       </w:r>
+    </w:p>
+    <w:p>
+      <w:pPr>
+        <w:pStyle w:val="Heading2"/>
+        <w:keepNext/>
+        <w:spacing w:after="80" w:before="260"/>
+      </w:pPr>
+      <w:r>
+        <w:t xml:space="preserve">9.6 Make deletions recoverable (recommended, about 10 minutes)</w:t>
+      </w:r>
+    </w:p>
+    <w:p>
+      <w:pPr>
+        <w:spacing w:after="100" w:line="276"/>
+      </w:pPr>
+      <w:r>
+        <w:rPr>
+          <w:color w:val="1D2939"/>
+          <w:sz w:val="21"/>
+          <w:szCs w:val="21"/>
+        </w:rPr>
+        <w:t xml:space="preserve">The flow’s delete case currently erases items for good. Change it so it </w:t>
+      </w:r>
+      <w:r>
+        <w:rPr>
+          <w:b/>
+          <w:bCs/>
+          <w:color w:val="1D2939"/>
+          <w:sz w:val="21"/>
+          <w:szCs w:val="21"/>
+        </w:rPr>
+        <w:t xml:space="preserve">moves them to the Recycle Bin</w:t>
+      </w:r>
+      <w:r>
+        <w:rPr>
+          <w:color w:val="1D2939"/>
+          <w:sz w:val="21"/>
+          <w:szCs w:val="21"/>
+        </w:rPr>
+        <w:t xml:space="preserve"> instead. Nothing in the app changes.</w:t>
+      </w:r>
+    </w:p>
+    <w:p>
+      <w:pPr>
+        <w:pStyle w:val="ListParagraph"/>
+        <w:numPr>
+          <w:ilvl w:val="0"/>
+          <w:numId w:val="14"/>
+        </w:numPr>
+        <w:spacing w:after="70" w:line="264"/>
+      </w:pPr>
+      <w:r>
+        <w:rPr>
+          <w:color w:val="1D2939"/>
+          <w:sz w:val="21"/>
+          <w:szCs w:val="21"/>
+        </w:rPr>
+        <w:t xml:space="preserve">Power Automate → My flows → the flow → </w:t>
+      </w:r>
+      <w:r>
+        <w:rPr>
+          <w:b/>
+          <w:bCs/>
+          <w:color w:val="1D2939"/>
+          <w:sz w:val="21"/>
+          <w:szCs w:val="21"/>
+        </w:rPr>
+        <w:t xml:space="preserve">Edit</w:t>
+      </w:r>
+      <w:r>
+        <w:rPr>
+          <w:color w:val="1D2939"/>
+          <w:sz w:val="21"/>
+          <w:szCs w:val="21"/>
+        </w:rPr>
+        <w:t xml:space="preserve">. Open the </w:t>
+      </w:r>
+      <w:r>
+        <w:rPr>
+          <w:b/>
+          <w:bCs/>
+          <w:color w:val="1D2939"/>
+          <w:sz w:val="21"/>
+          <w:szCs w:val="21"/>
+        </w:rPr>
+        <w:t xml:space="preserve">Switch</w:t>
+      </w:r>
+      <w:r>
+        <w:rPr>
+          <w:color w:val="1D2939"/>
+          <w:sz w:val="21"/>
+          <w:szCs w:val="21"/>
+        </w:rPr>
+        <w:t xml:space="preserve"> (inside </w:t>
+      </w:r>
+      <w:r>
+        <w:rPr>
+          <w:rFonts w:ascii="Consolas" w:cs="Consolas" w:eastAsia="Consolas" w:hAnsi="Consolas"/>
+          <w:color w:val="1D2939"/>
+          <w:sz w:val="21"/>
+          <w:szCs w:val="21"/>
+          <w:shd w:fill="F2F4F7" w:color="auto" w:val="clear"/>
+        </w:rPr>
+        <w:t xml:space="preserve">Allowed</w:t>
+      </w:r>
+      <w:r>
+        <w:rPr>
+          <w:color w:val="1D2939"/>
+          <w:sz w:val="21"/>
+          <w:szCs w:val="21"/>
+        </w:rPr>
+        <w:t xml:space="preserve"> → Yes) and the case </w:t>
+      </w:r>
+      <w:r>
+        <w:rPr>
+          <w:b/>
+          <w:bCs/>
+          <w:color w:val="1D2939"/>
+          <w:sz w:val="21"/>
+          <w:szCs w:val="21"/>
+        </w:rPr>
+        <w:t xml:space="preserve">`deleteItem`</w:t>
+      </w:r>
+      <w:r>
+        <w:rPr>
+          <w:color w:val="1D2939"/>
+          <w:sz w:val="21"/>
+          <w:szCs w:val="21"/>
+        </w:rPr>
+        <w:t xml:space="preserve">.</w:t>
+      </w:r>
+    </w:p>
+    <w:p>
+      <w:pPr>
+        <w:pStyle w:val="ListParagraph"/>
+        <w:numPr>
+          <w:ilvl w:val="0"/>
+          <w:numId w:val="14"/>
+        </w:numPr>
+        <w:spacing w:after="70" w:line="264"/>
+      </w:pPr>
+      <w:r>
+        <w:rPr>
+          <w:color w:val="1D2939"/>
+          <w:sz w:val="21"/>
+          <w:szCs w:val="21"/>
+        </w:rPr>
+        <w:t xml:space="preserve">Click the step </w:t>
+      </w:r>
+      <w:r>
+        <w:rPr>
+          <w:b/>
+          <w:bCs/>
+          <w:color w:val="1D2939"/>
+          <w:sz w:val="21"/>
+          <w:szCs w:val="21"/>
+        </w:rPr>
+        <w:t xml:space="preserve">Delete item</w:t>
+      </w:r>
+      <w:r>
+        <w:rPr>
+          <w:color w:val="1D2939"/>
+          <w:sz w:val="21"/>
+          <w:szCs w:val="21"/>
+        </w:rPr>
+        <w:t xml:space="preserve"> (the “Send an HTTP request to SharePoint” step in that case).</w:t>
+      </w:r>
+    </w:p>
+    <w:p>
+      <w:pPr>
+        <w:pStyle w:val="ListParagraph"/>
+        <w:numPr>
+          <w:ilvl w:val="0"/>
+          <w:numId w:val="14"/>
+        </w:numPr>
+        <w:spacing w:after="70" w:line="264"/>
+      </w:pPr>
+      <w:r>
+        <w:rPr>
+          <w:color w:val="1D2939"/>
+          <w:sz w:val="21"/>
+          <w:szCs w:val="21"/>
+        </w:rPr>
+        <w:t xml:space="preserve">Change its </w:t>
+      </w:r>
+      <w:r>
+        <w:rPr>
+          <w:b/>
+          <w:bCs/>
+          <w:color w:val="1D2939"/>
+          <w:sz w:val="21"/>
+          <w:szCs w:val="21"/>
+        </w:rPr>
+        <w:t xml:space="preserve">Uri</w:t>
+      </w:r>
+      <w:r>
+        <w:rPr>
+          <w:color w:val="1D2939"/>
+          <w:sz w:val="21"/>
+          <w:szCs w:val="21"/>
+        </w:rPr>
+        <w:t xml:space="preserve"> to exactly: </w:t>
+      </w:r>
+      <w:r>
+        <w:rPr>
+          <w:rFonts w:ascii="Consolas" w:cs="Consolas" w:eastAsia="Consolas" w:hAnsi="Consolas"/>
+          <w:color w:val="1D2939"/>
+          <w:sz w:val="21"/>
+          <w:szCs w:val="21"/>
+          <w:shd w:fill="F2F4F7" w:color="auto" w:val="clear"/>
+        </w:rPr>
+        <w:t xml:space="preserve">_api/web/lists/getbytitle('@{triggerBody()?['listName']}')/items(@{triggerBody()?['itemId']})/recycle()</w:t>
+      </w:r>
+      <w:r>
+        <w:rPr>
+          <w:color w:val="1D2939"/>
+          <w:sz w:val="21"/>
+          <w:szCs w:val="21"/>
+        </w:rPr>
+        <w:t xml:space="preserve"> (the two parts in </w:t>
+      </w:r>
+      <w:r>
+        <w:rPr>
+          <w:rFonts w:ascii="Consolas" w:cs="Consolas" w:eastAsia="Consolas" w:hAnsi="Consolas"/>
+          <w:color w:val="1D2939"/>
+          <w:sz w:val="21"/>
+          <w:szCs w:val="21"/>
+          <w:shd w:fill="F2F4F7" w:color="auto" w:val="clear"/>
+        </w:rPr>
+        <w:t xml:space="preserve">@{…}</w:t>
+      </w:r>
+      <w:r>
+        <w:rPr>
+          <w:color w:val="1D2939"/>
+          <w:sz w:val="21"/>
+          <w:szCs w:val="21"/>
+        </w:rPr>
+        <w:t xml:space="preserve"> become pink chips; re-create them from the Expression tab if they turn into plain text).</w:t>
+      </w:r>
+    </w:p>
+    <w:p>
+      <w:pPr>
+        <w:pStyle w:val="ListParagraph"/>
+        <w:numPr>
+          <w:ilvl w:val="0"/>
+          <w:numId w:val="14"/>
+        </w:numPr>
+        <w:spacing w:after="70" w:line="264"/>
+      </w:pPr>
+      <w:r>
+        <w:rPr>
+          <w:color w:val="1D2939"/>
+          <w:sz w:val="21"/>
+          <w:szCs w:val="21"/>
+        </w:rPr>
+        <w:t xml:space="preserve">Keep </w:t>
+      </w:r>
+      <w:r>
+        <w:rPr>
+          <w:b/>
+          <w:bCs/>
+          <w:color w:val="1D2939"/>
+          <w:sz w:val="21"/>
+          <w:szCs w:val="21"/>
+        </w:rPr>
+        <w:t xml:space="preserve">Method = POST</w:t>
+      </w:r>
+      <w:r>
+        <w:rPr>
+          <w:color w:val="1D2939"/>
+          <w:sz w:val="21"/>
+          <w:szCs w:val="21"/>
+        </w:rPr>
+        <w:t xml:space="preserve">. </w:t>
+      </w:r>
+      <w:r>
+        <w:rPr>
+          <w:b/>
+          <w:bCs/>
+          <w:color w:val="1D2939"/>
+          <w:sz w:val="21"/>
+          <w:szCs w:val="21"/>
+        </w:rPr>
+        <w:t xml:space="preserve">Delete the header row `X-HTTP-Method` (value DELETE).</w:t>
+      </w:r>
+      <w:r>
+        <w:rPr>
+          <w:color w:val="1D2939"/>
+          <w:sz w:val="21"/>
+          <w:szCs w:val="21"/>
+        </w:rPr>
+        <w:t xml:space="preserve"> Leave the other headers (</w:t>
+      </w:r>
+      <w:r>
+        <w:rPr>
+          <w:rFonts w:ascii="Consolas" w:cs="Consolas" w:eastAsia="Consolas" w:hAnsi="Consolas"/>
+          <w:color w:val="1D2939"/>
+          <w:sz w:val="21"/>
+          <w:szCs w:val="21"/>
+          <w:shd w:fill="F2F4F7" w:color="auto" w:val="clear"/>
+        </w:rPr>
+        <w:t xml:space="preserve">Accept</w:t>
+      </w:r>
+      <w:r>
+        <w:rPr>
+          <w:color w:val="1D2939"/>
+          <w:sz w:val="21"/>
+          <w:szCs w:val="21"/>
+        </w:rPr>
+        <w:t xml:space="preserve">, </w:t>
+      </w:r>
+      <w:r>
+        <w:rPr>
+          <w:rFonts w:ascii="Consolas" w:cs="Consolas" w:eastAsia="Consolas" w:hAnsi="Consolas"/>
+          <w:color w:val="1D2939"/>
+          <w:sz w:val="21"/>
+          <w:szCs w:val="21"/>
+          <w:shd w:fill="F2F4F7" w:color="auto" w:val="clear"/>
+        </w:rPr>
+        <w:t xml:space="preserve">Content-Type</w:t>
+      </w:r>
+      <w:r>
+        <w:rPr>
+          <w:color w:val="1D2939"/>
+          <w:sz w:val="21"/>
+          <w:szCs w:val="21"/>
+        </w:rPr>
+        <w:t xml:space="preserve">, </w:t>
+      </w:r>
+      <w:r>
+        <w:rPr>
+          <w:rFonts w:ascii="Consolas" w:cs="Consolas" w:eastAsia="Consolas" w:hAnsi="Consolas"/>
+          <w:color w:val="1D2939"/>
+          <w:sz w:val="21"/>
+          <w:szCs w:val="21"/>
+          <w:shd w:fill="F2F4F7" w:color="auto" w:val="clear"/>
+        </w:rPr>
+        <w:t xml:space="preserve">IF-MATCH</w:t>
+      </w:r>
+      <w:r>
+        <w:rPr>
+          <w:color w:val="1D2939"/>
+          <w:sz w:val="21"/>
+          <w:szCs w:val="21"/>
+        </w:rPr>
+        <w:t xml:space="preserve">) as they are.</w:t>
+      </w:r>
+    </w:p>
+    <w:p>
+      <w:pPr>
+        <w:pStyle w:val="ListParagraph"/>
+        <w:numPr>
+          <w:ilvl w:val="0"/>
+          <w:numId w:val="14"/>
+        </w:numPr>
+        <w:spacing w:after="70" w:line="264"/>
+      </w:pPr>
+      <w:r>
+        <w:rPr>
+          <w:b/>
+          <w:bCs/>
+          <w:color w:val="1D2939"/>
+          <w:sz w:val="21"/>
+          <w:szCs w:val="21"/>
+        </w:rPr>
+        <w:t xml:space="preserve">Save</w:t>
+      </w:r>
+      <w:r>
+        <w:rPr>
+          <w:color w:val="1D2939"/>
+          <w:sz w:val="21"/>
+          <w:szCs w:val="21"/>
+        </w:rPr>
+        <w:t xml:space="preserve"> and wait for the green banner.</w:t>
+      </w:r>
+    </w:p>
+    <w:p>
+      <w:pPr>
+        <w:pStyle w:val="ListParagraph"/>
+        <w:numPr>
+          <w:ilvl w:val="0"/>
+          <w:numId w:val="14"/>
+        </w:numPr>
+        <w:spacing w:after="70" w:line="264"/>
+      </w:pPr>
+      <w:r>
+        <w:rPr>
+          <w:color w:val="1D2939"/>
+          <w:sz w:val="21"/>
+          <w:szCs w:val="21"/>
+        </w:rPr>
+        <w:t xml:space="preserve">Test: in the app delete a test customer, then check SharePoint → Recycle bin: it should now be listed. Restore it from there to prove restoring works. Then export the flow again (9.3).</w:t>
+      </w:r>
+    </w:p>
+    <w:tbl>
+      <w:tblPr>
+        <w:tblW w:type="dxa" w:w="9638"/>
+        <w:tblBorders>
+          <w:top w:val="single" w:color="auto" w:sz="4"/>
+          <w:left w:val="single" w:color="auto" w:sz="4"/>
+          <w:bottom w:val="single" w:color="auto" w:sz="4"/>
+          <w:right w:val="single" w:color="auto" w:sz="4"/>
+          <w:insideH w:val="single" w:color="auto" w:sz="4"/>
+          <w:insideV w:val="single" w:color="auto" w:sz="4"/>
+        </w:tblBorders>
+      </w:tblPr>
+      <w:tblGrid>
+        <w:gridCol w:w="9638"/>
+      </w:tblGrid>
+      <w:tr>
+        <w:trPr>
+          <w:cantSplit/>
+        </w:trPr>
+        <w:tc>
+          <w:tcPr>
+            <w:tcW w:type="dxa" w:w="9638"/>
+            <w:tcBorders>
+              <w:top w:val="none" w:color="FFFFFF" w:sz="0"/>
+              <w:left w:val="single" w:color="1F4E8C" w:sz="24"/>
+              <w:bottom w:val="none" w:color="FFFFFF" w:sz="0"/>
+              <w:right w:val="none" w:color="FFFFFF" w:sz="0"/>
+            </w:tcBorders>
+            <w:shd w:fill="EEF4FB" w:color="auto" w:val="clear"/>
+            <w:tcMar>
+              <w:top w:type="dxa" w:w="100"/>
+              <w:left w:type="dxa" w:w="160"/>
+              <w:bottom w:type="dxa" w:w="100"/>
+              <w:right w:type="dxa" w:w="160"/>
+            </w:tcMar>
+          </w:tcPr>
+          <w:p>
+            <w:pPr>
+              <w:spacing w:after="40"/>
+            </w:pPr>
+            <w:r>
+              <w:rPr>
+                <w:b/>
+                <w:bCs/>
+                <w:color w:val="1F4E8C"/>
+                <w:sz w:val="20"/>
+                <w:szCs w:val="20"/>
+              </w:rPr>
+              <w:t xml:space="preserve">Note</w:t>
+            </w:r>
+          </w:p>
+          <w:p>
+            <w:pPr>
+              <w:spacing w:after="40" w:line="252"/>
+            </w:pPr>
+            <w:r>
+              <w:rPr>
+                <w:color w:val="1D2939"/>
+                <w:sz w:val="20"/>
+                <w:szCs w:val="20"/>
+              </w:rPr>
+              <w:t xml:space="preserve">Only the </w:t>
+            </w:r>
+            <w:r>
+              <w:rPr>
+                <w:rFonts w:ascii="Consolas" w:cs="Consolas" w:eastAsia="Consolas" w:hAnsi="Consolas"/>
+                <w:color w:val="1D2939"/>
+                <w:sz w:val="20"/>
+                <w:szCs w:val="20"/>
+                <w:shd w:fill="F2F4F7" w:color="auto" w:val="clear"/>
+              </w:rPr>
+              <w:t xml:space="preserve">deleteItem</w:t>
+            </w:r>
+            <w:r>
+              <w:rPr>
+                <w:color w:val="1D2939"/>
+                <w:sz w:val="20"/>
+                <w:szCs w:val="20"/>
+              </w:rPr>
+              <w:t xml:space="preserve"> case needs this change. The “Remove session” step inside </w:t>
+            </w:r>
+            <w:r>
+              <w:rPr>
+                <w:rFonts w:ascii="Consolas" w:cs="Consolas" w:eastAsia="Consolas" w:hAnsi="Consolas"/>
+                <w:color w:val="1D2939"/>
+                <w:sz w:val="20"/>
+                <w:szCs w:val="20"/>
+                <w:shd w:fill="F2F4F7" w:color="auto" w:val="clear"/>
+              </w:rPr>
+              <w:t xml:space="preserve">revokeSessions</w:t>
+            </w:r>
+            <w:r>
+              <w:rPr>
+                <w:color w:val="1D2939"/>
+                <w:sz w:val="20"/>
+                <w:szCs w:val="20"/>
+              </w:rPr>
+              <w:t xml:space="preserve"> can stay as it is; session rows are not worth recovering. If the delete stops working after the change (the app shows a “NOT saved” bar when you delete something), re-check the Uri for a typo and that the </w:t>
+            </w:r>
+            <w:r>
+              <w:rPr>
+                <w:rFonts w:ascii="Consolas" w:cs="Consolas" w:eastAsia="Consolas" w:hAnsi="Consolas"/>
+                <w:color w:val="1D2939"/>
+                <w:sz w:val="20"/>
+                <w:szCs w:val="20"/>
+                <w:shd w:fill="F2F4F7" w:color="auto" w:val="clear"/>
+              </w:rPr>
+              <w:t xml:space="preserve">X-HTTP-Method</w:t>
+            </w:r>
+            <w:r>
+              <w:rPr>
+                <w:color w:val="1D2939"/>
+                <w:sz w:val="20"/>
+                <w:szCs w:val="20"/>
+              </w:rPr>
+              <w:t xml:space="preserve"> header is gone.</w:t>
+            </w:r>
+          </w:p>
+        </w:tc>
+      </w:tr>
+    </w:tbl>
+    <w:p>
+      <w:pPr>
+        <w:spacing w:after="120"/>
+      </w:pPr>
     </w:p>
     <w:p>
       <w:pPr>
@@ -19440,7 +19983,7 @@
                 <w:sz w:val="19"/>
                 <w:szCs w:val="19"/>
               </w:rPr>
-              <w:t xml:space="preserve">No automated backup.</w:t>
+              <w:t xml:space="preserve">No automated backup; deletes are permanent.</w:t>
             </w:r>
           </w:p>
         </w:tc>
@@ -19471,7 +20014,7 @@
                 <w:sz w:val="19"/>
                 <w:szCs w:val="19"/>
               </w:rPr>
-              <w:t xml:space="preserve">A deleted record may be unrecoverable.</w:t>
+              <w:t xml:space="preserve">A deleted record is unrecoverable.</w:t>
             </w:r>
           </w:p>
         </w:tc>
@@ -19502,7 +20045,7 @@
                 <w:sz w:val="19"/>
                 <w:szCs w:val="19"/>
               </w:rPr>
-              <w:t xml:space="preserve">Weekly backup flow (9.4).</w:t>
+              <w:t xml:space="preserve">Recycle Bin change (9.6) and weekly backup flow (9.4).</w:t>
             </w:r>
           </w:p>
         </w:tc>
@@ -21121,7 +21664,7 @@
         <w:pStyle w:val="ListParagraph"/>
         <w:numPr>
           <w:ilvl w:val="0"/>
-          <w:numId w:val="14"/>
+          <w:numId w:val="15"/>
         </w:numPr>
         <w:spacing w:after="70" w:line="264"/>
       </w:pPr>
@@ -21168,286 +21711,6 @@
           <w:szCs w:val="21"/>
         </w:rPr>
         <w:t xml:space="preserve">.</w:t>
-      </w:r>
-    </w:p>
-    <w:p>
-      <w:pPr>
-        <w:pStyle w:val="ListParagraph"/>
-        <w:numPr>
-          <w:ilvl w:val="0"/>
-          <w:numId w:val="14"/>
-        </w:numPr>
-        <w:spacing w:after="70" w:line="264"/>
-      </w:pPr>
-      <w:r>
-        <w:rPr>
-          <w:color w:val="1D2939"/>
-          <w:sz w:val="21"/>
-          <w:szCs w:val="21"/>
-        </w:rPr>
-        <w:t xml:space="preserve">Make a </w:t>
-      </w:r>
-      <w:r>
-        <w:rPr>
-          <w:b/>
-          <w:bCs/>
-          <w:color w:val="1D2939"/>
-          <w:sz w:val="21"/>
-          <w:szCs w:val="21"/>
-        </w:rPr>
-        <w:t xml:space="preserve">test copy</w:t>
-      </w:r>
-      <w:r>
-        <w:rPr>
-          <w:color w:val="1D2939"/>
-          <w:sz w:val="21"/>
-          <w:szCs w:val="21"/>
-        </w:rPr>
-        <w:t xml:space="preserve"> of </w:t>
-      </w:r>
-      <w:r>
-        <w:rPr>
-          <w:rFonts w:ascii="Consolas" w:cs="Consolas" w:eastAsia="Consolas" w:hAnsi="Consolas"/>
-          <w:color w:val="1D2939"/>
-          <w:sz w:val="21"/>
-          <w:szCs w:val="21"/>
-          <w:shd w:fill="F2F4F7" w:color="auto" w:val="clear"/>
-        </w:rPr>
-        <w:t xml:space="preserve">index.html</w:t>
-      </w:r>
-      <w:r>
-        <w:rPr>
-          <w:color w:val="1D2939"/>
-          <w:sz w:val="21"/>
-          <w:szCs w:val="21"/>
-        </w:rPr>
-        <w:t xml:space="preserve"> with the flow address replaced by the placeholder host: </w:t>
-      </w:r>
-      <w:r>
-        <w:rPr>
-          <w:rFonts w:ascii="Consolas" w:cs="Consolas" w:eastAsia="Consolas" w:hAnsi="Consolas"/>
-          <w:color w:val="1D2939"/>
-          <w:sz w:val="21"/>
-          <w:szCs w:val="21"/>
-          <w:shd w:fill="F2F4F7" w:color="auto" w:val="clear"/>
-        </w:rPr>
-        <w:t xml:space="preserve">sed "s#^const FLOW_URL = .*#const FLOW_URL = 'https://flow.test/run';#" index.html &gt; /tmp/app_test.html</w:t>
-      </w:r>
-      <w:r>
-        <w:rPr>
-          <w:color w:val="1D2939"/>
-          <w:sz w:val="21"/>
-          <w:szCs w:val="21"/>
-        </w:rPr>
-        <w:t xml:space="preserve">. The tests intercept calls to </w:t>
-      </w:r>
-      <w:r>
-        <w:rPr>
-          <w:rFonts w:ascii="Consolas" w:cs="Consolas" w:eastAsia="Consolas" w:hAnsi="Consolas"/>
-          <w:color w:val="1D2939"/>
-          <w:sz w:val="21"/>
-          <w:szCs w:val="21"/>
-          <w:shd w:fill="F2F4F7" w:color="auto" w:val="clear"/>
-        </w:rPr>
-        <w:t xml:space="preserve">flow.test</w:t>
-      </w:r>
-      <w:r>
-        <w:rPr>
-          <w:color w:val="1D2939"/>
-          <w:sz w:val="21"/>
-          <w:szCs w:val="21"/>
-        </w:rPr>
-        <w:t xml:space="preserve"> and either answer them from a built-in simulation or relay them to the real flow.</w:t>
-      </w:r>
-    </w:p>
-    <w:p>
-      <w:pPr>
-        <w:pStyle w:val="ListParagraph"/>
-        <w:numPr>
-          <w:ilvl w:val="0"/>
-          <w:numId w:val="14"/>
-        </w:numPr>
-        <w:spacing w:after="70" w:line="264"/>
-      </w:pPr>
-      <w:r>
-        <w:rPr>
-          <w:color w:val="1D2939"/>
-          <w:sz w:val="21"/>
-          <w:szCs w:val="21"/>
-        </w:rPr>
-        <w:t xml:space="preserve">Simulation: </w:t>
-      </w:r>
-      <w:r>
-        <w:rPr>
-          <w:rFonts w:ascii="Consolas" w:cs="Consolas" w:eastAsia="Consolas" w:hAnsi="Consolas"/>
-          <w:color w:val="1D2939"/>
-          <w:sz w:val="21"/>
-          <w:szCs w:val="21"/>
-          <w:shd w:fill="F2F4F7" w:color="auto" w:val="clear"/>
-        </w:rPr>
-        <w:t xml:space="preserve">node tests/uat/uat.js /tmp/app_test.html</w:t>
-      </w:r>
-      <w:r>
-        <w:rPr>
-          <w:color w:val="1D2939"/>
-          <w:sz w:val="21"/>
-          <w:szCs w:val="21"/>
-        </w:rPr>
-        <w:t xml:space="preserve">.</w:t>
-      </w:r>
-    </w:p>
-    <w:p>
-      <w:pPr>
-        <w:pStyle w:val="ListParagraph"/>
-        <w:numPr>
-          <w:ilvl w:val="0"/>
-          <w:numId w:val="14"/>
-        </w:numPr>
-        <w:spacing w:after="70" w:line="264"/>
-      </w:pPr>
-      <w:r>
-        <w:rPr>
-          <w:color w:val="1D2939"/>
-          <w:sz w:val="21"/>
-          <w:szCs w:val="21"/>
-        </w:rPr>
-        <w:t xml:space="preserve">Real flow (creates </w:t>
-      </w:r>
-      <w:r>
-        <w:rPr>
-          <w:rFonts w:ascii="Consolas" w:cs="Consolas" w:eastAsia="Consolas" w:hAnsi="Consolas"/>
-          <w:color w:val="1D2939"/>
-          <w:sz w:val="21"/>
-          <w:szCs w:val="21"/>
-          <w:shd w:fill="F2F4F7" w:color="auto" w:val="clear"/>
-        </w:rPr>
-        <w:t xml:space="preserve">UAT-</w:t>
-      </w:r>
-      <w:r>
-        <w:rPr>
-          <w:color w:val="1D2939"/>
-          <w:sz w:val="21"/>
-          <w:szCs w:val="21"/>
-        </w:rPr>
-        <w:t xml:space="preserve"> test data and deletes it afterwards): set the environment variables </w:t>
-      </w:r>
-      <w:r>
-        <w:rPr>
-          <w:rFonts w:ascii="Consolas" w:cs="Consolas" w:eastAsia="Consolas" w:hAnsi="Consolas"/>
-          <w:color w:val="1D2939"/>
-          <w:sz w:val="21"/>
-          <w:szCs w:val="21"/>
-          <w:shd w:fill="F2F4F7" w:color="auto" w:val="clear"/>
-        </w:rPr>
-        <w:t xml:space="preserve">POM_FLOW_URL</w:t>
-      </w:r>
-      <w:r>
-        <w:rPr>
-          <w:color w:val="1D2939"/>
-          <w:sz w:val="21"/>
-          <w:szCs w:val="21"/>
-        </w:rPr>
-        <w:t xml:space="preserve">, </w:t>
-      </w:r>
-      <w:r>
-        <w:rPr>
-          <w:rFonts w:ascii="Consolas" w:cs="Consolas" w:eastAsia="Consolas" w:hAnsi="Consolas"/>
-          <w:color w:val="1D2939"/>
-          <w:sz w:val="21"/>
-          <w:szCs w:val="21"/>
-          <w:shd w:fill="F2F4F7" w:color="auto" w:val="clear"/>
-        </w:rPr>
-        <w:t xml:space="preserve">POM_UAT_ADMIN_EMAIL</w:t>
-      </w:r>
-      <w:r>
-        <w:rPr>
-          <w:color w:val="1D2939"/>
-          <w:sz w:val="21"/>
-          <w:szCs w:val="21"/>
-        </w:rPr>
-        <w:t xml:space="preserve"> and </w:t>
-      </w:r>
-      <w:r>
-        <w:rPr>
-          <w:rFonts w:ascii="Consolas" w:cs="Consolas" w:eastAsia="Consolas" w:hAnsi="Consolas"/>
-          <w:color w:val="1D2939"/>
-          <w:sz w:val="21"/>
-          <w:szCs w:val="21"/>
-          <w:shd w:fill="F2F4F7" w:color="auto" w:val="clear"/>
-        </w:rPr>
-        <w:t xml:space="preserve">POM_UAT_ADMIN_PASSWORD</w:t>
-      </w:r>
-      <w:r>
-        <w:rPr>
-          <w:color w:val="1D2939"/>
-          <w:sz w:val="21"/>
-          <w:szCs w:val="21"/>
-        </w:rPr>
-        <w:t xml:space="preserve"> (a </w:t>
-      </w:r>
-      <w:r>
-        <w:rPr>
-          <w:b/>
-          <w:bCs/>
-          <w:color w:val="1D2939"/>
-          <w:sz w:val="21"/>
-          <w:szCs w:val="21"/>
-        </w:rPr>
-        <w:t xml:space="preserve">practice</w:t>
-      </w:r>
-      <w:r>
-        <w:rPr>
-          <w:color w:val="1D2939"/>
-          <w:sz w:val="21"/>
-          <w:szCs w:val="21"/>
-        </w:rPr>
-        <w:t xml:space="preserve"> Administrator login created for this purpose), then run </w:t>
-      </w:r>
-      <w:r>
-        <w:rPr>
-          <w:rFonts w:ascii="Consolas" w:cs="Consolas" w:eastAsia="Consolas" w:hAnsi="Consolas"/>
-          <w:color w:val="1D2939"/>
-          <w:sz w:val="21"/>
-          <w:szCs w:val="21"/>
-          <w:shd w:fill="F2F4F7" w:color="auto" w:val="clear"/>
-        </w:rPr>
-        <w:t xml:space="preserve">UAT_MODE=real node tests/uat/uat.js /tmp/app_test.html</w:t>
-      </w:r>
-      <w:r>
-        <w:rPr>
-          <w:color w:val="1D2939"/>
-          <w:sz w:val="21"/>
-          <w:szCs w:val="21"/>
-        </w:rPr>
-        <w:t xml:space="preserve">.</w:t>
-      </w:r>
-    </w:p>
-    <w:p>
-      <w:pPr>
-        <w:pStyle w:val="ListParagraph"/>
-        <w:numPr>
-          <w:ilvl w:val="0"/>
-          <w:numId w:val="14"/>
-        </w:numPr>
-        <w:spacing w:after="70" w:line="264"/>
-      </w:pPr>
-      <w:r>
-        <w:rPr>
-          <w:color w:val="1D2939"/>
-          <w:sz w:val="21"/>
-          <w:szCs w:val="21"/>
-        </w:rPr>
-        <w:t xml:space="preserve">All checks must pass. Never commit the flow address or passwords.</w:t>
-      </w:r>
-    </w:p>
-    <w:p>
-      <w:pPr>
-        <w:pStyle w:val="Heading2"/>
-        <w:keepNext/>
-        <w:spacing w:after="80" w:before="260"/>
-      </w:pPr>
-      <w:r>
-        <w:t xml:space="preserve">14.3 Release procedure</w:t>
       </w:r>
     </w:p>
     <w:p>
@@ -21465,7 +21728,25 @@
           <w:sz w:val="21"/>
           <w:szCs w:val="21"/>
         </w:rPr>
-        <w:t xml:space="preserve">Change the code on a branch; bump </w:t>
+        <w:t xml:space="preserve">Make a </w:t>
+      </w:r>
+      <w:r>
+        <w:rPr>
+          <w:b/>
+          <w:bCs/>
+          <w:color w:val="1D2939"/>
+          <w:sz w:val="21"/>
+          <w:szCs w:val="21"/>
+        </w:rPr>
+        <w:t xml:space="preserve">test copy</w:t>
+      </w:r>
+      <w:r>
+        <w:rPr>
+          <w:color w:val="1D2939"/>
+          <w:sz w:val="21"/>
+          <w:szCs w:val="21"/>
+        </w:rPr>
+        <w:t xml:space="preserve"> of </w:t>
       </w:r>
       <w:r>
         <w:rPr>
@@ -21475,15 +21756,51 @@
           <w:szCs w:val="21"/>
           <w:shd w:fill="F2F4F7" w:color="auto" w:val="clear"/>
         </w:rPr>
-        <w:t xml:space="preserve">APP_VERSION</w:t>
-      </w:r>
-      <w:r>
-        <w:rPr>
-          <w:color w:val="1D2939"/>
-          <w:sz w:val="21"/>
-          <w:szCs w:val="21"/>
-        </w:rPr>
-        <w:t xml:space="preserve">.</w:t>
+        <w:t xml:space="preserve">index.html</w:t>
+      </w:r>
+      <w:r>
+        <w:rPr>
+          <w:color w:val="1D2939"/>
+          <w:sz w:val="21"/>
+          <w:szCs w:val="21"/>
+        </w:rPr>
+        <w:t xml:space="preserve"> with the flow address replaced by the placeholder host: </w:t>
+      </w:r>
+      <w:r>
+        <w:rPr>
+          <w:rFonts w:ascii="Consolas" w:cs="Consolas" w:eastAsia="Consolas" w:hAnsi="Consolas"/>
+          <w:color w:val="1D2939"/>
+          <w:sz w:val="21"/>
+          <w:szCs w:val="21"/>
+          <w:shd w:fill="F2F4F7" w:color="auto" w:val="clear"/>
+        </w:rPr>
+        <w:t xml:space="preserve">sed "s#^const FLOW_URL = .*#const FLOW_URL = 'https://flow.test/run';#" index.html &gt; /tmp/app_test.html</w:t>
+      </w:r>
+      <w:r>
+        <w:rPr>
+          <w:color w:val="1D2939"/>
+          <w:sz w:val="21"/>
+          <w:szCs w:val="21"/>
+        </w:rPr>
+        <w:t xml:space="preserve">. The tests intercept calls to </w:t>
+      </w:r>
+      <w:r>
+        <w:rPr>
+          <w:rFonts w:ascii="Consolas" w:cs="Consolas" w:eastAsia="Consolas" w:hAnsi="Consolas"/>
+          <w:color w:val="1D2939"/>
+          <w:sz w:val="21"/>
+          <w:szCs w:val="21"/>
+          <w:shd w:fill="F2F4F7" w:color="auto" w:val="clear"/>
+        </w:rPr>
+        <w:t xml:space="preserve">flow.test</w:t>
+      </w:r>
+      <w:r>
+        <w:rPr>
+          <w:color w:val="1D2939"/>
+          <w:sz w:val="21"/>
+          <w:szCs w:val="21"/>
+        </w:rPr>
+        <w:t xml:space="preserve"> and either answer them from a built-in simulation or relay them to the real flow.</w:t>
       </w:r>
     </w:p>
     <w:p>
@@ -21501,7 +21818,25 @@
           <w:sz w:val="21"/>
           <w:szCs w:val="21"/>
         </w:rPr>
-        <w:t xml:space="preserve">Run the simulation tests; fix until all pass.</w:t>
+        <w:t xml:space="preserve">Simulation: </w:t>
+      </w:r>
+      <w:r>
+        <w:rPr>
+          <w:rFonts w:ascii="Consolas" w:cs="Consolas" w:eastAsia="Consolas" w:hAnsi="Consolas"/>
+          <w:color w:val="1D2939"/>
+          <w:sz w:val="21"/>
+          <w:szCs w:val="21"/>
+          <w:shd w:fill="F2F4F7" w:color="auto" w:val="clear"/>
+        </w:rPr>
+        <w:t xml:space="preserve">node tests/uat/uat.js /tmp/app_test.html</w:t>
+      </w:r>
+      <w:r>
+        <w:rPr>
+          <w:color w:val="1D2939"/>
+          <w:sz w:val="21"/>
+          <w:szCs w:val="21"/>
+        </w:rPr>
+        <w:t xml:space="preserve">.</w:t>
       </w:r>
     </w:p>
     <w:p>
@@ -21519,7 +21854,115 @@
           <w:sz w:val="21"/>
           <w:szCs w:val="21"/>
         </w:rPr>
-        <w:t xml:space="preserve">If the flow or the data handling changed, also run the real tests (14.2).</w:t>
+        <w:t xml:space="preserve">Real flow (creates </w:t>
+      </w:r>
+      <w:r>
+        <w:rPr>
+          <w:rFonts w:ascii="Consolas" w:cs="Consolas" w:eastAsia="Consolas" w:hAnsi="Consolas"/>
+          <w:color w:val="1D2939"/>
+          <w:sz w:val="21"/>
+          <w:szCs w:val="21"/>
+          <w:shd w:fill="F2F4F7" w:color="auto" w:val="clear"/>
+        </w:rPr>
+        <w:t xml:space="preserve">UAT-</w:t>
+      </w:r>
+      <w:r>
+        <w:rPr>
+          <w:color w:val="1D2939"/>
+          <w:sz w:val="21"/>
+          <w:szCs w:val="21"/>
+        </w:rPr>
+        <w:t xml:space="preserve"> test data and deletes it afterwards): set the environment variables </w:t>
+      </w:r>
+      <w:r>
+        <w:rPr>
+          <w:rFonts w:ascii="Consolas" w:cs="Consolas" w:eastAsia="Consolas" w:hAnsi="Consolas"/>
+          <w:color w:val="1D2939"/>
+          <w:sz w:val="21"/>
+          <w:szCs w:val="21"/>
+          <w:shd w:fill="F2F4F7" w:color="auto" w:val="clear"/>
+        </w:rPr>
+        <w:t xml:space="preserve">POM_FLOW_URL</w:t>
+      </w:r>
+      <w:r>
+        <w:rPr>
+          <w:color w:val="1D2939"/>
+          <w:sz w:val="21"/>
+          <w:szCs w:val="21"/>
+        </w:rPr>
+        <w:t xml:space="preserve">, </w:t>
+      </w:r>
+      <w:r>
+        <w:rPr>
+          <w:rFonts w:ascii="Consolas" w:cs="Consolas" w:eastAsia="Consolas" w:hAnsi="Consolas"/>
+          <w:color w:val="1D2939"/>
+          <w:sz w:val="21"/>
+          <w:szCs w:val="21"/>
+          <w:shd w:fill="F2F4F7" w:color="auto" w:val="clear"/>
+        </w:rPr>
+        <w:t xml:space="preserve">POM_UAT_ADMIN_EMAIL</w:t>
+      </w:r>
+      <w:r>
+        <w:rPr>
+          <w:color w:val="1D2939"/>
+          <w:sz w:val="21"/>
+          <w:szCs w:val="21"/>
+        </w:rPr>
+        <w:t xml:space="preserve"> and </w:t>
+      </w:r>
+      <w:r>
+        <w:rPr>
+          <w:rFonts w:ascii="Consolas" w:cs="Consolas" w:eastAsia="Consolas" w:hAnsi="Consolas"/>
+          <w:color w:val="1D2939"/>
+          <w:sz w:val="21"/>
+          <w:szCs w:val="21"/>
+          <w:shd w:fill="F2F4F7" w:color="auto" w:val="clear"/>
+        </w:rPr>
+        <w:t xml:space="preserve">POM_UAT_ADMIN_PASSWORD</w:t>
+      </w:r>
+      <w:r>
+        <w:rPr>
+          <w:color w:val="1D2939"/>
+          <w:sz w:val="21"/>
+          <w:szCs w:val="21"/>
+        </w:rPr>
+        <w:t xml:space="preserve"> (a </w:t>
+      </w:r>
+      <w:r>
+        <w:rPr>
+          <w:b/>
+          <w:bCs/>
+          <w:color w:val="1D2939"/>
+          <w:sz w:val="21"/>
+          <w:szCs w:val="21"/>
+        </w:rPr>
+        <w:t xml:space="preserve">practice</w:t>
+      </w:r>
+      <w:r>
+        <w:rPr>
+          <w:color w:val="1D2939"/>
+          <w:sz w:val="21"/>
+          <w:szCs w:val="21"/>
+        </w:rPr>
+        <w:t xml:space="preserve"> Administrator login created for this purpose), then run </w:t>
+      </w:r>
+      <w:r>
+        <w:rPr>
+          <w:rFonts w:ascii="Consolas" w:cs="Consolas" w:eastAsia="Consolas" w:hAnsi="Consolas"/>
+          <w:color w:val="1D2939"/>
+          <w:sz w:val="21"/>
+          <w:szCs w:val="21"/>
+          <w:shd w:fill="F2F4F7" w:color="auto" w:val="clear"/>
+        </w:rPr>
+        <w:t xml:space="preserve">UAT_MODE=real node tests/uat/uat.js /tmp/app_test.html</w:t>
+      </w:r>
+      <w:r>
+        <w:rPr>
+          <w:color w:val="1D2939"/>
+          <w:sz w:val="21"/>
+          <w:szCs w:val="21"/>
+        </w:rPr>
+        <w:t xml:space="preserve">.</w:t>
       </w:r>
     </w:p>
     <w:p>
@@ -21537,7 +21980,17 @@
           <w:sz w:val="21"/>
           <w:szCs w:val="21"/>
         </w:rPr>
-        <w:t xml:space="preserve">Commit to GitHub. Create the deployable copy with the real flow address (7.3) and deploy.</w:t>
+        <w:t xml:space="preserve">All checks must pass. Never commit the flow address or passwords.</w:t>
+      </w:r>
+    </w:p>
+    <w:p>
+      <w:pPr>
+        <w:pStyle w:val="Heading2"/>
+        <w:keepNext/>
+        <w:spacing w:after="80" w:before="260"/>
+      </w:pPr>
+      <w:r>
+        <w:t xml:space="preserve">14.3 Release procedure</w:t>
       </w:r>
     </w:p>
     <w:p>
@@ -21545,7 +21998,97 @@
         <w:pStyle w:val="ListParagraph"/>
         <w:numPr>
           <w:ilvl w:val="0"/>
-          <w:numId w:val="15"/>
+          <w:numId w:val="16"/>
+        </w:numPr>
+        <w:spacing w:after="70" w:line="264"/>
+      </w:pPr>
+      <w:r>
+        <w:rPr>
+          <w:color w:val="1D2939"/>
+          <w:sz w:val="21"/>
+          <w:szCs w:val="21"/>
+        </w:rPr>
+        <w:t xml:space="preserve">Change the code on a branch; bump </w:t>
+      </w:r>
+      <w:r>
+        <w:rPr>
+          <w:rFonts w:ascii="Consolas" w:cs="Consolas" w:eastAsia="Consolas" w:hAnsi="Consolas"/>
+          <w:color w:val="1D2939"/>
+          <w:sz w:val="21"/>
+          <w:szCs w:val="21"/>
+          <w:shd w:fill="F2F4F7" w:color="auto" w:val="clear"/>
+        </w:rPr>
+        <w:t xml:space="preserve">APP_VERSION</w:t>
+      </w:r>
+      <w:r>
+        <w:rPr>
+          <w:color w:val="1D2939"/>
+          <w:sz w:val="21"/>
+          <w:szCs w:val="21"/>
+        </w:rPr>
+        <w:t xml:space="preserve">.</w:t>
+      </w:r>
+    </w:p>
+    <w:p>
+      <w:pPr>
+        <w:pStyle w:val="ListParagraph"/>
+        <w:numPr>
+          <w:ilvl w:val="0"/>
+          <w:numId w:val="16"/>
+        </w:numPr>
+        <w:spacing w:after="70" w:line="264"/>
+      </w:pPr>
+      <w:r>
+        <w:rPr>
+          <w:color w:val="1D2939"/>
+          <w:sz w:val="21"/>
+          <w:szCs w:val="21"/>
+        </w:rPr>
+        <w:t xml:space="preserve">Run the simulation tests; fix until all pass.</w:t>
+      </w:r>
+    </w:p>
+    <w:p>
+      <w:pPr>
+        <w:pStyle w:val="ListParagraph"/>
+        <w:numPr>
+          <w:ilvl w:val="0"/>
+          <w:numId w:val="16"/>
+        </w:numPr>
+        <w:spacing w:after="70" w:line="264"/>
+      </w:pPr>
+      <w:r>
+        <w:rPr>
+          <w:color w:val="1D2939"/>
+          <w:sz w:val="21"/>
+          <w:szCs w:val="21"/>
+        </w:rPr>
+        <w:t xml:space="preserve">If the flow or the data handling changed, also run the real tests (14.2).</w:t>
+      </w:r>
+    </w:p>
+    <w:p>
+      <w:pPr>
+        <w:pStyle w:val="ListParagraph"/>
+        <w:numPr>
+          <w:ilvl w:val="0"/>
+          <w:numId w:val="16"/>
+        </w:numPr>
+        <w:spacing w:after="70" w:line="264"/>
+      </w:pPr>
+      <w:r>
+        <w:rPr>
+          <w:color w:val="1D2939"/>
+          <w:sz w:val="21"/>
+          <w:szCs w:val="21"/>
+        </w:rPr>
+        <w:t xml:space="preserve">Commit to GitHub. Create the deployable copy with the real flow address (7.3) and deploy.</w:t>
+      </w:r>
+    </w:p>
+    <w:p>
+      <w:pPr>
+        <w:pStyle w:val="ListParagraph"/>
+        <w:numPr>
+          <w:ilvl w:val="0"/>
+          <w:numId w:val="16"/>
         </w:numPr>
         <w:spacing w:after="70" w:line="264"/>
       </w:pPr>
@@ -23022,25 +23565,7 @@
                 <w:sz w:val="19"/>
                 <w:szCs w:val="19"/>
               </w:rPr>
-              <w:t xml:space="preserve">Practice “UAT Admin” login in the app, three POM_ environment variables, and about 30 </w:t>
-            </w:r>
-            <w:r>
-              <w:rPr>
-                <w:rFonts w:ascii="Consolas" w:cs="Consolas" w:eastAsia="Consolas" w:hAnsi="Consolas"/>
-                <w:color w:val="1D2939"/>
-                <w:sz w:val="19"/>
-                <w:szCs w:val="19"/>
-                <w:shd w:fill="F2F4F7" w:color="auto" w:val="clear"/>
-              </w:rPr>
-              <w:t xml:space="preserve">UAT-</w:t>
-            </w:r>
-            <w:r>
-              <w:rPr>
-                <w:color w:val="1D2939"/>
-                <w:sz w:val="19"/>
-                <w:szCs w:val="19"/>
-              </w:rPr>
-              <w:t xml:space="preserve"> rows in POM_AuditLog</w:t>
+              <w:t xml:space="preserve">Make deletions recoverable (9.6)</w:t>
             </w:r>
           </w:p>
         </w:tc>
@@ -23071,7 +23596,15 @@
                 <w:sz w:val="19"/>
                 <w:szCs w:val="19"/>
               </w:rPr>
-              <w:t xml:space="preserve">Still to be deleted once the pilot’s fix rounds are finished. The audit rows must be deleted by hand in SharePoint.</w:t>
+              <w:t xml:space="preserve">Not done yet.</w:t>
+            </w:r>
+            <w:r>
+              <w:rPr>
+                <w:color w:val="1D2939"/>
+                <w:sz w:val="19"/>
+                <w:szCs w:val="19"/>
+              </w:rPr>
+              <w:t xml:space="preserve"> Recommended before real orders are relied on.</w:t>
             </w:r>
           </w:p>
         </w:tc>
@@ -23108,7 +23641,25 @@
                 <w:sz w:val="19"/>
                 <w:szCs w:val="19"/>
               </w:rPr>
-              <w:t xml:space="preserve">Spare Administrator login</w:t>
+              <w:t xml:space="preserve">Practice “UAT Admin” login in the app, three POM_ environment variables, and about 30 </w:t>
+            </w:r>
+            <w:r>
+              <w:rPr>
+                <w:rFonts w:ascii="Consolas" w:cs="Consolas" w:eastAsia="Consolas" w:hAnsi="Consolas"/>
+                <w:color w:val="1D2939"/>
+                <w:sz w:val="19"/>
+                <w:szCs w:val="19"/>
+                <w:shd w:fill="F2F4F7" w:color="auto" w:val="clear"/>
+              </w:rPr>
+              <w:t xml:space="preserve">UAT-</w:t>
+            </w:r>
+            <w:r>
+              <w:rPr>
+                <w:color w:val="1D2939"/>
+                <w:sz w:val="19"/>
+                <w:szCs w:val="19"/>
+              </w:rPr>
+              <w:t xml:space="preserve"> rows in POM_AuditLog</w:t>
             </w:r>
           </w:p>
         </w:tc>
@@ -23140,7 +23691,7 @@
                 <w:sz w:val="19"/>
                 <w:szCs w:val="19"/>
               </w:rPr>
-              <w:t xml:space="preserve">[confirm created and tested]</w:t>
+              <w:t xml:space="preserve">Still to be deleted once the pilot’s fix rounds are finished. The audit rows must be deleted by hand in SharePoint.</w:t>
             </w:r>
           </w:p>
         </w:tc>
@@ -23176,7 +23727,7 @@
                 <w:sz w:val="19"/>
                 <w:szCs w:val="19"/>
               </w:rPr>
-              <w:t xml:space="preserve">Handover items 3.1 to 3.9</w:t>
+              <w:t xml:space="preserve">Spare Administrator login</w:t>
             </w:r>
           </w:p>
         </w:tc>
@@ -23207,7 +23758,7 @@
                 <w:sz w:val="19"/>
                 <w:szCs w:val="19"/>
               </w:rPr>
-              <w:t xml:space="preserve">[tick in the table in section 3]</w:t>
+              <w:t xml:space="preserve">[confirm created and tested]</w:t>
             </w:r>
           </w:p>
         </w:tc>
@@ -23244,7 +23795,7 @@
                 <w:sz w:val="19"/>
                 <w:szCs w:val="19"/>
               </w:rPr>
-              <w:t xml:space="preserve">Scheduled clean-up flow for POM_Sessions and weekly backup flow</w:t>
+              <w:t xml:space="preserve">Handover items 3.1 to 3.9</w:t>
             </w:r>
           </w:p>
         </w:tc>
@@ -23276,7 +23827,7 @@
                 <w:sz w:val="19"/>
                 <w:szCs w:val="19"/>
               </w:rPr>
-              <w:t xml:space="preserve">Not built.</w:t>
+              <w:t xml:space="preserve">[tick in the table in section 3]</w:t>
             </w:r>
           </w:p>
         </w:tc>
@@ -23312,7 +23863,7 @@
                 <w:sz w:val="19"/>
                 <w:szCs w:val="19"/>
               </w:rPr>
-              <w:t xml:space="preserve">Custom address oor.mentco.com</w:t>
+              <w:t xml:space="preserve">Scheduled clean-up flow for POM_Sessions and weekly backup flow</w:t>
             </w:r>
           </w:p>
         </w:tc>
@@ -23343,7 +23894,7 @@
                 <w:sz w:val="19"/>
                 <w:szCs w:val="19"/>
               </w:rPr>
-              <w:t xml:space="preserve">Not set up. DNS is at A2 Hosting; login holder unknown.</w:t>
+              <w:t xml:space="preserve">Not built.</w:t>
             </w:r>
           </w:p>
         </w:tc>
@@ -23380,7 +23931,7 @@
                 <w:sz w:val="19"/>
                 <w:szCs w:val="19"/>
               </w:rPr>
-              <w:t xml:space="preserve">AI purchase-order import</w:t>
+              <w:t xml:space="preserve">Custom address oor.mentco.com</w:t>
             </w:r>
           </w:p>
         </w:tc>
@@ -23412,7 +23963,7 @@
                 <w:sz w:val="19"/>
                 <w:szCs w:val="19"/>
               </w:rPr>
-              <w:t xml:space="preserve">Switched off; needs an API key kept inside the flow.</w:t>
+              <w:t xml:space="preserve">Not set up. DNS is at A2 Hosting; login holder unknown.</w:t>
             </w:r>
           </w:p>
         </w:tc>
@@ -23448,6 +23999,74 @@
                 <w:sz w:val="19"/>
                 <w:szCs w:val="19"/>
               </w:rPr>
+              <w:t xml:space="preserve">AI purchase-order import</w:t>
+            </w:r>
+          </w:p>
+        </w:tc>
+        <w:tc>
+          <w:tcPr>
+            <w:tcW w:type="dxa" w:w="5354"/>
+            <w:tcBorders>
+              <w:top w:val="single" w:color="D0D5DD" w:sz="4"/>
+              <w:left w:val="single" w:color="D0D5DD" w:sz="4"/>
+              <w:bottom w:val="single" w:color="D0D5DD" w:sz="4"/>
+              <w:right w:val="single" w:color="D0D5DD" w:sz="4"/>
+            </w:tcBorders>
+            <w:tcMar>
+              <w:top w:type="dxa" w:w="70"/>
+              <w:left w:type="dxa" w:w="110"/>
+              <w:bottom w:type="dxa" w:w="70"/>
+              <w:right w:type="dxa" w:w="110"/>
+            </w:tcMar>
+            <w:vAlign w:val="top"/>
+          </w:tcPr>
+          <w:p>
+            <w:pPr>
+              <w:spacing w:after="30" w:line="252"/>
+            </w:pPr>
+            <w:r>
+              <w:rPr>
+                <w:color w:val="1D2939"/>
+                <w:sz w:val="19"/>
+                <w:szCs w:val="19"/>
+              </w:rPr>
+              <w:t xml:space="preserve">Switched off; needs an API key kept inside the flow.</w:t>
+            </w:r>
+          </w:p>
+        </w:tc>
+      </w:tr>
+      <w:tr>
+        <w:trPr>
+          <w:cantSplit/>
+        </w:trPr>
+        <w:tc>
+          <w:tcPr>
+            <w:tcW w:type="dxa" w:w="4284"/>
+            <w:tcBorders>
+              <w:top w:val="single" w:color="D0D5DD" w:sz="4"/>
+              <w:left w:val="single" w:color="D0D5DD" w:sz="4"/>
+              <w:bottom w:val="single" w:color="D0D5DD" w:sz="4"/>
+              <w:right w:val="single" w:color="D0D5DD" w:sz="4"/>
+            </w:tcBorders>
+            <w:shd w:fill="F9FAFB" w:color="auto" w:val="clear"/>
+            <w:tcMar>
+              <w:top w:type="dxa" w:w="70"/>
+              <w:left w:type="dxa" w:w="110"/>
+              <w:bottom w:type="dxa" w:w="70"/>
+              <w:right w:type="dxa" w:w="110"/>
+            </w:tcMar>
+            <w:vAlign w:val="top"/>
+          </w:tcPr>
+          <w:p>
+            <w:pPr>
+              <w:spacing w:after="30" w:line="252"/>
+            </w:pPr>
+            <w:r>
+              <w:rPr>
+                <w:color w:val="1D2939"/>
+                <w:sz w:val="19"/>
+                <w:szCs w:val="19"/>
+              </w:rPr>
               <w:t xml:space="preserve">Pilot</w:t>
             </w:r>
           </w:p>
@@ -23461,6 +24080,7 @@
               <w:bottom w:val="single" w:color="D0D5DD" w:sz="4"/>
               <w:right w:val="single" w:color="D0D5DD" w:sz="4"/>
             </w:tcBorders>
+            <w:shd w:fill="F9FAFB" w:color="auto" w:val="clear"/>
             <w:tcMar>
               <w:top w:type="dxa" w:w="70"/>
               <w:left w:type="dxa" w:w="110"/>
@@ -25744,6 +26364,18 @@
       </w:pPr>
     </w:lvl>
   </w:abstractNum>
+  <w:abstractNum w:abstractNumId="16" w15:restartNumberingAfterBreak="0">
+    <w:multiLevelType w:val="hybridMultilevel"/>
+    <w:lvl w:ilvl="0" w15:tentative="1">
+      <w:start w:val="1"/>
+      <w:numFmt w:val="decimal"/>
+      <w:lvlText w:val="%1."/>
+      <w:lvlJc w:val="left"/>
+      <w:pPr>
+        <w:ind w:left="540" w:hanging="320"/>
+      </w:pPr>
+    </w:lvl>
+  </w:abstractNum>
   <w:num w:numId="1">
     <w:abstractNumId w:val="1"/>
     <w:lvlOverride w:ilvl="0">
@@ -25830,6 +26462,12 @@
   </w:num>
   <w:num w:numId="15">
     <w:abstractNumId w:val="15"/>
+    <w:lvlOverride w:ilvl="0">
+      <w:startOverride w:val="1"/>
+    </w:lvlOverride>
+  </w:num>
+  <w:num w:numId="16">
+    <w:abstractNumId w:val="16"/>
     <w:lvlOverride w:ilvl="0">
       <w:startOverride w:val="1"/>
     </w:lvlOverride>

--- a/docs/guides/4_Owners_Runbook.docx
+++ b/docs/guides/4_Owners_Runbook.docx
@@ -1043,23 +1043,7 @@
                 <w:sz w:val="19"/>
                 <w:szCs w:val="19"/>
               </w:rPr>
-              <w:t xml:space="preserve">Section 9. Today a deletion is </w:t>
-            </w:r>
-            <w:r>
-              <w:rPr>
-                <w:color w:val="1D2939"/>
-                <w:sz w:val="19"/>
-                <w:szCs w:val="19"/>
-              </w:rPr>
-              <w:t xml:space="preserve">permanent</w:t>
-            </w:r>
-            <w:r>
-              <w:rPr>
-                <w:color w:val="1D2939"/>
-                <w:sz w:val="19"/>
-                <w:szCs w:val="19"/>
-              </w:rPr>
-              <w:t xml:space="preserve"> unless the 9.6 change has been made; if it has, restore from the SharePoint Recycle Bin. Otherwise re-enter the record from the audit log and the customer’s PO.</w:t>
+              <w:t xml:space="preserve">Section 9. Restore it from the SharePoint Recycle Bin (site → Site contents → Recycle bin → select → Restore), then ask users to refresh. If it is not there, re-enter it from the audit log and the customer’s PO.</w:t>
             </w:r>
           </w:p>
         </w:tc>
@@ -4517,23 +4501,7 @@
                 <w:sz w:val="19"/>
                 <w:szCs w:val="19"/>
               </w:rPr>
-              <w:t xml:space="preserve">No automatic backups exist, </w:t>
-            </w:r>
-            <w:r>
-              <w:rPr>
-                <w:color w:val="1D2939"/>
-                <w:sz w:val="19"/>
-                <w:szCs w:val="19"/>
-              </w:rPr>
-              <w:t xml:space="preserve">and deletions are permanent</w:t>
-            </w:r>
-            <w:r>
-              <w:rPr>
-                <w:color w:val="1D2939"/>
-                <w:sz w:val="19"/>
-                <w:szCs w:val="19"/>
-              </w:rPr>
-              <w:t xml:space="preserve"> (tested 8 Oct 2026: a deleted record does not reach the Recycle Bin).</w:t>
+              <w:t xml:space="preserve">No automatic backups exist. (Deletions already go to the Recycle Bin since 8 Oct 2026, section 9.6.)</w:t>
             </w:r>
           </w:p>
         </w:tc>
@@ -4565,7 +4533,7 @@
                 <w:sz w:val="19"/>
                 <w:szCs w:val="19"/>
               </w:rPr>
-              <w:t xml:space="preserve">A deleted or damaged record is unrecoverable (section 9).</w:t>
+              <w:t xml:space="preserve">A record that is deleted and then also purged from the Recycle Bin, or damaged, is unrecoverable (section 9).</w:t>
             </w:r>
           </w:p>
         </w:tc>
@@ -4597,7 +4565,7 @@
                 <w:sz w:val="19"/>
                 <w:szCs w:val="19"/>
               </w:rPr>
-              <w:t xml:space="preserve">Make the Recycle Bin change in 9.6 (10 minutes) and build the weekly backup flow (docs/FLOW_UPGRADE.md, Step 3, item 3). Keep a copy of the flow export (3.9).</w:t>
+              <w:t xml:space="preserve">Build the weekly backup flow (docs/FLOW_UPGRADE.md, Step 3, item 3). Keep a copy of the flow export (3.9). Re-export the flow after the 9.6 change.</w:t>
             </w:r>
           </w:p>
         </w:tc>
@@ -14549,7 +14517,7 @@
                 <w:sz w:val="20"/>
                 <w:szCs w:val="20"/>
               </w:rPr>
-              <w:t xml:space="preserve"> bring back an item that was *deleted*. </w:t>
+              <w:t xml:space="preserve"> bring back an item that was *deleted*. Originally the flow deleted records permanently; </w:t>
             </w:r>
             <w:r>
               <w:rPr>
@@ -14559,7 +14527,7 @@
                 <w:sz w:val="20"/>
                 <w:szCs w:val="20"/>
               </w:rPr>
-              <w:t xml:space="preserve">A customer deleted through the app did NOT appear in the SharePoint Recycle Bin: the flow deletes records permanently.</w:t>
+              <w:t xml:space="preserve">the change in 9.6 was made and verified on 8 October 2026, so a record deleted through the app now goes to the SharePoint Recycle Bin</w:t>
             </w:r>
             <w:r>
               <w:rPr>
@@ -14567,7 +14535,7 @@
                 <w:sz w:val="20"/>
                 <w:szCs w:val="20"/>
               </w:rPr>
-              <w:t xml:space="preserve"> No automatic backup exists yet. Until the fix in 9.6 is made, </w:t>
+              <w:t xml:space="preserve"> and can be restored from there (normally for 93 days in total). </w:t>
             </w:r>
             <w:r>
               <w:rPr>
@@ -14577,7 +14545,7 @@
                 <w:sz w:val="20"/>
                 <w:szCs w:val="20"/>
               </w:rPr>
-              <w:t xml:space="preserve">a deleted order, shipment, customer, part or user cannot be restored.</w:t>
+              <w:t xml:space="preserve">No automatic backup exists yet</w:t>
             </w:r>
             <w:r>
               <w:rPr>
@@ -14585,7 +14553,7 @@
                 <w:sz w:val="20"/>
                 <w:szCs w:val="20"/>
               </w:rPr>
-              <w:t xml:space="preserve"> Make the 9.6 change and build the weekly backup (9.4).</w:t>
+              <w:t xml:space="preserve">, so build the weekly backup (9.4). If the flow is ever rebuilt from the older instructions, repeat 9.6.</w:t>
             </w:r>
           </w:p>
         </w:tc>
@@ -14739,7 +14707,25 @@
           <w:sz w:val="21"/>
           <w:szCs w:val="21"/>
         </w:rPr>
-        <w:t xml:space="preserve"> in the Recycle Bin, and can be restored there for the retention period (normally 93 days in total). Record the date of the second test here: [date / result].</w:t>
+        <w:t xml:space="preserve"> in the Recycle Bin, and can be restored there for the retention period (normally 93 days in total). </w:t>
+      </w:r>
+      <w:r>
+        <w:rPr>
+          <w:b/>
+          <w:bCs/>
+          <w:color w:val="1D2939"/>
+          <w:sz w:val="21"/>
+          <w:szCs w:val="21"/>
+        </w:rPr>
+        <w:t xml:space="preserve">Second test, 8 October 2026, after the 9.6 change: yes, the deleted test customer appeared in the Recycle Bin.</w:t>
+      </w:r>
+      <w:r>
+        <w:rPr>
+          <w:color w:val="1D2939"/>
+          <w:sz w:val="21"/>
+          <w:szCs w:val="21"/>
+        </w:rPr>
+        <w:t xml:space="preserve"> Repeat this test after any future change to the flow’s delete step.</w:t>
       </w:r>
     </w:p>
     <w:p>
@@ -19983,7 +19969,7 @@
                 <w:sz w:val="19"/>
                 <w:szCs w:val="19"/>
               </w:rPr>
-              <w:t xml:space="preserve">No automated backup; deletes are permanent.</w:t>
+              <w:t xml:space="preserve">No automated backup.</w:t>
             </w:r>
           </w:p>
         </w:tc>
@@ -20014,7 +20000,7 @@
                 <w:sz w:val="19"/>
                 <w:szCs w:val="19"/>
               </w:rPr>
-              <w:t xml:space="preserve">A deleted record is unrecoverable.</w:t>
+              <w:t xml:space="preserve">A record purged from the Recycle Bin, or lost with the site, is unrecoverable.</w:t>
             </w:r>
           </w:p>
         </w:tc>
@@ -20045,7 +20031,7 @@
                 <w:sz w:val="19"/>
                 <w:szCs w:val="19"/>
               </w:rPr>
-              <w:t xml:space="preserve">Recycle Bin change (9.6) and weekly backup flow (9.4).</w:t>
+              <w:t xml:space="preserve">Weekly backup flow (9.4).</w:t>
             </w:r>
           </w:p>
         </w:tc>
@@ -23596,15 +23582,15 @@
                 <w:sz w:val="19"/>
                 <w:szCs w:val="19"/>
               </w:rPr>
-              <w:t xml:space="preserve">Not done yet.</w:t>
-            </w:r>
-            <w:r>
-              <w:rPr>
-                <w:color w:val="1D2939"/>
-                <w:sz w:val="19"/>
-                <w:szCs w:val="19"/>
-              </w:rPr>
-              <w:t xml:space="preserve"> Recommended before real orders are relied on.</w:t>
+              <w:t xml:space="preserve">Done and verified on 8 October 2026.</w:t>
+            </w:r>
+            <w:r>
+              <w:rPr>
+                <w:color w:val="1D2939"/>
+                <w:sz w:val="19"/>
+                <w:szCs w:val="19"/>
+              </w:rPr>
+              <w:t xml:space="preserve"> Re-export the flow so the backup includes the change.</w:t>
             </w:r>
           </w:p>
         </w:tc>

--- a/docs/guides/4_Owners_Runbook.docx
+++ b/docs/guides/4_Owners_Runbook.docx
@@ -270,7 +270,7 @@
                 <w:sz w:val="19"/>
                 <w:szCs w:val="19"/>
               </w:rPr>
-              <w:t xml:space="preserve">1.7.9 (shown at the top right of every screen)</w:t>
+              <w:t xml:space="preserve">1.8.0 (shown at the top right of every screen)</w:t>
             </w:r>
           </w:p>
         </w:tc>
@@ -12960,7 +12960,7 @@
                 <w:sz w:val="19"/>
                 <w:szCs w:val="19"/>
               </w:rPr>
-              <w:t xml:space="preserve">1.7.9</w:t>
+              <w:t xml:space="preserve">1.8.0</w:t>
             </w:r>
           </w:p>
         </w:tc>
@@ -21138,7 +21138,7 @@
                 <w:szCs w:val="19"/>
                 <w:shd w:fill="F2F4F7" w:color="auto" w:val="clear"/>
               </w:rPr>
-              <w:t xml:space="preserve">uat_rest.js</w:t>
+              <w:t xml:space="preserve">uat_tab.js</w:t>
             </w:r>
           </w:p>
         </w:tc>
@@ -21169,7 +21169,7 @@
                 <w:sz w:val="19"/>
                 <w:szCs w:val="19"/>
               </w:rPr>
-              <w:t xml:space="preserve">Failed save and retry, shipment re-link, Cancel and Reopen PO, search and filters, chips, sorting, dashboard click-through, empty states, saving indicator, Viewer 1 export without rates, audit CSV, phone layout, dashboard with an order due in 3 days.</w:t>
+              <w:t xml:space="preserve">Keyboard entry: Tab and Shift+Tab move to the neighbouring field and keep the scroll position and typed values; clicking another field right after typing; a dropdown changed with the keyboard; typing in the search box.</w:t>
             </w:r>
           </w:p>
         </w:tc>
@@ -21200,7 +21200,7 @@
                 <w:sz w:val="19"/>
                 <w:szCs w:val="19"/>
               </w:rPr>
-              <w:t xml:space="preserve">Simulation, or real</w:t>
+              <w:t xml:space="preserve">Simulation</w:t>
             </w:r>
           </w:p>
         </w:tc>
@@ -21239,7 +21239,7 @@
                 <w:szCs w:val="19"/>
                 <w:shd w:fill="F2F4F7" w:color="auto" w:val="clear"/>
               </w:rPr>
-              <w:t xml:space="preserve">uat_look.js</w:t>
+              <w:t xml:space="preserve">uat_rest.js</w:t>
             </w:r>
           </w:p>
         </w:tc>
@@ -21271,7 +21271,7 @@
                 <w:sz w:val="19"/>
                 <w:szCs w:val="19"/>
               </w:rPr>
-              <w:t xml:space="preserve">Same top bar on every tab, one type system, form fields inside their cards at 1280 px, Staff cannot remove or add lines on a saved order, read-only roles have no “New Shipment” button, order Re-link does nothing when saved without a choice.</w:t>
+              <w:t xml:space="preserve">Failed save and retry, shipment re-link, Cancel and Reopen PO, search and filters, chips, sorting, dashboard click-through, empty states, saving indicator, Viewer 1 export without rates, audit CSV, phone layout, dashboard with an order due in 3 days.</w:t>
             </w:r>
           </w:p>
         </w:tc>
@@ -21303,7 +21303,7 @@
                 <w:sz w:val="19"/>
                 <w:szCs w:val="19"/>
               </w:rPr>
-              <w:t xml:space="preserve">Simulation</w:t>
+              <w:t xml:space="preserve">Simulation, or real</w:t>
             </w:r>
           </w:p>
         </w:tc>
@@ -21341,7 +21341,7 @@
                 <w:szCs w:val="19"/>
                 <w:shd w:fill="F2F4F7" w:color="auto" w:val="clear"/>
               </w:rPr>
-              <w:t xml:space="preserve">uat_hard.js</w:t>
+              <w:t xml:space="preserve">uat_look.js</w:t>
             </w:r>
           </w:p>
         </w:tc>
@@ -21372,7 +21372,7 @@
                 <w:sz w:val="19"/>
                 <w:szCs w:val="19"/>
               </w:rPr>
-              <w:t xml:space="preserve">Lockout after 5 wrong passwords, Administrator reset unlocks, sign-out when a user is changed or deleted.</w:t>
+              <w:t xml:space="preserve">Same top bar on every tab, one type system, form fields inside their cards at 1280 px, Staff cannot remove or add lines on a saved order, read-only roles have no “New Shipment” button, order Re-link does nothing when saved without a choice.</w:t>
             </w:r>
           </w:p>
         </w:tc>
@@ -21403,25 +21403,7 @@
                 <w:sz w:val="19"/>
                 <w:szCs w:val="19"/>
               </w:rPr>
-              <w:t xml:space="preserve">Simulation (</w:t>
-            </w:r>
-            <w:r>
-              <w:rPr>
-                <w:rFonts w:ascii="Consolas" w:cs="Consolas" w:eastAsia="Consolas" w:hAnsi="Consolas"/>
-                <w:color w:val="1D2939"/>
-                <w:sz w:val="19"/>
-                <w:szCs w:val="19"/>
-                <w:shd w:fill="F2F4F7" w:color="auto" w:val="clear"/>
-              </w:rPr>
-              <w:t xml:space="preserve">MOCK_HARDENED=1</w:t>
-            </w:r>
-            <w:r>
-              <w:rPr>
-                <w:color w:val="1D2939"/>
-                <w:sz w:val="19"/>
-                <w:szCs w:val="19"/>
-              </w:rPr>
-              <w:t xml:space="preserve">) or real</w:t>
+              <w:t xml:space="preserve">Simulation</w:t>
             </w:r>
           </w:p>
         </w:tc>
@@ -21460,7 +21442,7 @@
                 <w:szCs w:val="19"/>
                 <w:shd w:fill="F2F4F7" w:color="auto" w:val="clear"/>
               </w:rPr>
-              <w:t xml:space="preserve">real_window.js</w:t>
+              <w:t xml:space="preserve">uat_hard.js</w:t>
             </w:r>
           </w:p>
         </w:tc>
@@ -21492,7 +21474,7 @@
                 <w:sz w:val="19"/>
                 <w:szCs w:val="19"/>
               </w:rPr>
-              <w:t xml:space="preserve">24-month window, history loading, rebuild of search columns.</w:t>
+              <w:t xml:space="preserve">Lockout after 5 wrong passwords, Administrator reset unlocks, sign-out when a user is changed or deleted.</w:t>
             </w:r>
           </w:p>
         </w:tc>
@@ -21524,7 +21506,25 @@
                 <w:sz w:val="19"/>
                 <w:szCs w:val="19"/>
               </w:rPr>
-              <w:t xml:space="preserve">Real flow</w:t>
+              <w:t xml:space="preserve">Simulation (</w:t>
+            </w:r>
+            <w:r>
+              <w:rPr>
+                <w:rFonts w:ascii="Consolas" w:cs="Consolas" w:eastAsia="Consolas" w:hAnsi="Consolas"/>
+                <w:color w:val="1D2939"/>
+                <w:sz w:val="19"/>
+                <w:szCs w:val="19"/>
+                <w:shd w:fill="F2F4F7" w:color="auto" w:val="clear"/>
+              </w:rPr>
+              <w:t xml:space="preserve">MOCK_HARDENED=1</w:t>
+            </w:r>
+            <w:r>
+              <w:rPr>
+                <w:color w:val="1D2939"/>
+                <w:sz w:val="19"/>
+                <w:szCs w:val="19"/>
+              </w:rPr>
+              <w:t xml:space="preserve">) or real</w:t>
             </w:r>
           </w:p>
         </w:tc>
@@ -21562,6 +21562,107 @@
                 <w:szCs w:val="19"/>
                 <w:shd w:fill="F2F4F7" w:color="auto" w:val="clear"/>
               </w:rPr>
+              <w:t xml:space="preserve">real_window.js</w:t>
+            </w:r>
+          </w:p>
+        </w:tc>
+        <w:tc>
+          <w:tcPr>
+            <w:tcW w:type="dxa" w:w="5354"/>
+            <w:tcBorders>
+              <w:top w:val="single" w:color="D0D5DD" w:sz="4"/>
+              <w:left w:val="single" w:color="D0D5DD" w:sz="4"/>
+              <w:bottom w:val="single" w:color="D0D5DD" w:sz="4"/>
+              <w:right w:val="single" w:color="D0D5DD" w:sz="4"/>
+            </w:tcBorders>
+            <w:tcMar>
+              <w:top w:type="dxa" w:w="70"/>
+              <w:left w:type="dxa" w:w="110"/>
+              <w:bottom w:type="dxa" w:w="70"/>
+              <w:right w:type="dxa" w:w="110"/>
+            </w:tcMar>
+            <w:vAlign w:val="top"/>
+          </w:tcPr>
+          <w:p>
+            <w:pPr>
+              <w:spacing w:after="30" w:line="252"/>
+            </w:pPr>
+            <w:r>
+              <w:rPr>
+                <w:color w:val="1D2939"/>
+                <w:sz w:val="19"/>
+                <w:szCs w:val="19"/>
+              </w:rPr>
+              <w:t xml:space="preserve">24-month window, history loading, rebuild of search columns.</w:t>
+            </w:r>
+          </w:p>
+        </w:tc>
+        <w:tc>
+          <w:tcPr>
+            <w:tcW w:type="dxa" w:w="2571"/>
+            <w:tcBorders>
+              <w:top w:val="single" w:color="D0D5DD" w:sz="4"/>
+              <w:left w:val="single" w:color="D0D5DD" w:sz="4"/>
+              <w:bottom w:val="single" w:color="D0D5DD" w:sz="4"/>
+              <w:right w:val="single" w:color="D0D5DD" w:sz="4"/>
+            </w:tcBorders>
+            <w:tcMar>
+              <w:top w:type="dxa" w:w="70"/>
+              <w:left w:type="dxa" w:w="110"/>
+              <w:bottom w:type="dxa" w:w="70"/>
+              <w:right w:type="dxa" w:w="110"/>
+            </w:tcMar>
+            <w:vAlign w:val="top"/>
+          </w:tcPr>
+          <w:p>
+            <w:pPr>
+              <w:spacing w:after="30" w:line="252"/>
+            </w:pPr>
+            <w:r>
+              <w:rPr>
+                <w:color w:val="1D2939"/>
+                <w:sz w:val="19"/>
+                <w:szCs w:val="19"/>
+              </w:rPr>
+              <w:t xml:space="preserve">Real flow</w:t>
+            </w:r>
+          </w:p>
+        </w:tc>
+      </w:tr>
+      <w:tr>
+        <w:trPr>
+          <w:cantSplit/>
+        </w:trPr>
+        <w:tc>
+          <w:tcPr>
+            <w:tcW w:type="dxa" w:w="1713"/>
+            <w:tcBorders>
+              <w:top w:val="single" w:color="D0D5DD" w:sz="4"/>
+              <w:left w:val="single" w:color="D0D5DD" w:sz="4"/>
+              <w:bottom w:val="single" w:color="D0D5DD" w:sz="4"/>
+              <w:right w:val="single" w:color="D0D5DD" w:sz="4"/>
+            </w:tcBorders>
+            <w:shd w:fill="F9FAFB" w:color="auto" w:val="clear"/>
+            <w:tcMar>
+              <w:top w:type="dxa" w:w="70"/>
+              <w:left w:type="dxa" w:w="110"/>
+              <w:bottom w:type="dxa" w:w="70"/>
+              <w:right w:type="dxa" w:w="110"/>
+            </w:tcMar>
+            <w:vAlign w:val="top"/>
+          </w:tcPr>
+          <w:p>
+            <w:pPr>
+              <w:spacing w:after="30" w:line="252"/>
+            </w:pPr>
+            <w:r>
+              <w:rPr>
+                <w:rFonts w:ascii="Consolas" w:cs="Consolas" w:eastAsia="Consolas" w:hAnsi="Consolas"/>
+                <w:color w:val="1D2939"/>
+                <w:sz w:val="19"/>
+                <w:szCs w:val="19"/>
+                <w:shd w:fill="F2F4F7" w:color="auto" w:val="clear"/>
+              </w:rPr>
               <w:t xml:space="preserve">scale.js</w:t>
             </w:r>
           </w:p>
@@ -21575,6 +21676,7 @@
               <w:bottom w:val="single" w:color="D0D5DD" w:sz="4"/>
               <w:right w:val="single" w:color="D0D5DD" w:sz="4"/>
             </w:tcBorders>
+            <w:shd w:fill="F9FAFB" w:color="auto" w:val="clear"/>
             <w:tcMar>
               <w:top w:type="dxa" w:w="70"/>
               <w:left w:type="dxa" w:w="110"/>
@@ -21606,6 +21708,7 @@
               <w:bottom w:val="single" w:color="D0D5DD" w:sz="4"/>
               <w:right w:val="single" w:color="D0D5DD" w:sz="4"/>
             </w:tcBorders>
+            <w:shd w:fill="F9FAFB" w:color="auto" w:val="clear"/>
             <w:tcMar>
               <w:top w:type="dxa" w:w="70"/>
               <w:left w:type="dxa" w:w="110"/>
@@ -23346,7 +23449,7 @@
                 <w:sz w:val="19"/>
                 <w:szCs w:val="19"/>
               </w:rPr>
-              <w:t xml:space="preserve">1.7.9</w:t>
+              <w:t xml:space="preserve">1.8.0</w:t>
             </w:r>
           </w:p>
         </w:tc>
@@ -26026,7 +26129,7 @@
         <w:sz w:val="17"/>
         <w:szCs w:val="17"/>
       </w:rPr>
-      <w:t xml:space="preserve">Mentco PO Manager · Owner’s Runbook · App v1.7.9 · 8 Oct 2026</w:t>
+      <w:t xml:space="preserve">Mentco PO Manager · Owner’s Runbook · App v1.8.0 · 8 Oct 2026</w:t>
     </w:r>
     <w:r>
       <w:rPr>
